--- a/gap-analysis-competencias/docs/DOCUMENTO_TECNICO.docx
+++ b/gap-analysis-competencias/docs/DOCUMENTO_TECNICO.docx
@@ -3307,15 +3307,51 @@
         <w:spacing w:after="140"/>
       </w:pPr>
       <w:r>
-        <w:t xml:space="preserve">competência/certificação em falta em qualquer uma delas, anotando na descrição de qual LOB e</w:t>
-      </w:r>
-    </w:p>
-    <w:p>
-      <w:pPr>
-        <w:spacing w:after="140"/>
-      </w:pPr>
-      <w:r>
-        <w:t xml:space="preserve">origem (Sistema/BUD) resultou.</w:t>
+        <w:t xml:space="preserve">competência/certificação em falta em qualquer uma delas, gravando </w:t>
+      </w:r>
+      <w:r>
+        <w:rPr>
+          <w:rFonts w:ascii="Consolas" w:cs="Consolas" w:eastAsia="Consolas" w:hAnsi="Consolas"/>
+          <w:color w:val="A6274F"/>
+        </w:rPr>
+        <w:t xml:space="preserve">lobId</w:t>
+      </w:r>
+      <w:r>
+        <w:t xml:space="preserve"> (a LOB de origem) em</w:t>
+      </w:r>
+    </w:p>
+    <w:p>
+      <w:pPr>
+        <w:spacing w:after="140"/>
+      </w:pPr>
+      <w:r>
+        <w:t xml:space="preserve">cada item criado. A classificação BUD/Sistema/Outras mostrada no frontend é sempre derivada ao</w:t>
+      </w:r>
+    </w:p>
+    <w:p>
+      <w:pPr>
+        <w:spacing w:after="140"/>
+      </w:pPr>
+      <w:r>
+        <w:t xml:space="preserve">vivo, cruzando </w:t>
+      </w:r>
+      <w:r>
+        <w:rPr>
+          <w:rFonts w:ascii="Consolas" w:cs="Consolas" w:eastAsia="Consolas" w:hAnsi="Consolas"/>
+          <w:color w:val="A6274F"/>
+        </w:rPr>
+        <w:t xml:space="preserve">lobId</w:t>
+      </w:r>
+      <w:r>
+        <w:t xml:space="preserve"> com os objetivos de LOB atuais — nunca guardada como texto, para nunca</w:t>
+      </w:r>
+    </w:p>
+    <w:p>
+      <w:pPr>
+        <w:spacing w:after="140"/>
+      </w:pPr>
+      <w:r>
+        <w:t xml:space="preserve">ficar desatualizada se um objetivo mudar de origem ou deixar de existir.</w:t>
       </w:r>
     </w:p>
     <w:p>

--- a/gap-analysis-competencias/docs/DOCUMENTO_TECNICO.docx
+++ b/gap-analysis-competencias/docs/DOCUMENTO_TECNICO.docx
@@ -1092,7 +1092,35 @@
         <w:t xml:space="preserve">LobRequisitoCertificacao</w:t>
       </w:r>
       <w:r>
-        <w:t xml:space="preserve">.</w:t>
+        <w:t xml:space="preserve">, </w:t>
+      </w:r>
+      <w:r>
+        <w:rPr>
+          <w:rFonts w:ascii="Consolas" w:cs="Consolas" w:eastAsia="Consolas" w:hAnsi="Consolas"/>
+          <w:color w:val="A6274F"/>
+        </w:rPr>
+        <w:t xml:space="preserve">Projeto</w:t>
+      </w:r>
+      <w:r>
+        <w:t xml:space="preserve"> (+ </w:t>
+      </w:r>
+      <w:r>
+        <w:rPr>
+          <w:rFonts w:ascii="Consolas" w:cs="Consolas" w:eastAsia="Consolas" w:hAnsi="Consolas"/>
+          <w:color w:val="A6274F"/>
+        </w:rPr>
+        <w:t xml:space="preserve">ProjetoVertente</w:t>
+      </w:r>
+      <w:r>
+        <w:t xml:space="preserve">,</w:t>
+      </w:r>
+    </w:p>
+    <w:p>
+      <w:pPr>
+        <w:spacing w:after="140"/>
+      </w:pPr>
+      <w:r>
+        <w:t xml:space="preserve">cada vertente ligada a uma Competência — ver §7-A).</w:t>
       </w:r>
     </w:p>
     <w:p>
@@ -1542,7 +1570,63 @@
         <w:t xml:space="preserve">origem</w:t>
       </w:r>
       <w:r>
-        <w:t xml:space="preserve"> (Automático/Manual).</w:t>
+        <w:t xml:space="preserve"> (Automático/Manual), </w:t>
+      </w:r>
+      <w:r>
+        <w:rPr>
+          <w:rFonts w:ascii="Consolas" w:cs="Consolas" w:eastAsia="Consolas" w:hAnsi="Consolas"/>
+          <w:color w:val="A6274F"/>
+        </w:rPr>
+        <w:t xml:space="preserve">lobId</w:t>
+      </w:r>
+      <w:r>
+        <w:t xml:space="preserve"> (LOB de origem —</w:t>
+      </w:r>
+    </w:p>
+    <w:p>
+      <w:pPr>
+        <w:spacing w:after="140"/>
+      </w:pPr>
+      <w:r>
+        <w:t xml:space="preserve">  usada para agrupar o PDI por BUD/Sistema/Outras, ver §7).</w:t>
+      </w:r>
+    </w:p>
+    <w:p>
+      <w:pPr>
+        <w:pStyle w:val="ListParagraph"/>
+        <w:numPr>
+          <w:ilvl w:val="0"/>
+          <w:numId w:val="1"/>
+        </w:numPr>
+        <w:spacing w:after="60"/>
+      </w:pPr>
+      <w:r>
+        <w:rPr>
+          <w:rFonts w:ascii="Consolas" w:cs="Consolas" w:eastAsia="Consolas" w:hAnsi="Consolas"/>
+          <w:color w:val="A6274F"/>
+        </w:rPr>
+        <w:t xml:space="preserve">ColaboradorProjeto</w:t>
+      </w:r>
+      <w:r>
+        <w:t xml:space="preserve"> (+ </w:t>
+      </w:r>
+      <w:r>
+        <w:rPr>
+          <w:rFonts w:ascii="Consolas" w:cs="Consolas" w:eastAsia="Consolas" w:hAnsi="Consolas"/>
+          <w:color w:val="A6274F"/>
+        </w:rPr>
+        <w:t xml:space="preserve">ColaboradorProjetoVertente</w:t>
+      </w:r>
+      <w:r>
+        <w:t xml:space="preserve">) — participação de um colaborador num</w:t>
+      </w:r>
+    </w:p>
+    <w:p>
+      <w:pPr>
+        <w:spacing w:after="140"/>
+      </w:pPr>
+      <w:r>
+        <w:t xml:space="preserve">  Projeto (única por colaborador+projeto), com as vertentes efetivamente feitas — ver §7-A.</w:t>
       </w:r>
     </w:p>
     <w:p>
@@ -2403,6 +2487,81 @@
                 <w:rFonts w:ascii="Consolas" w:cs="Consolas" w:eastAsia="Consolas" w:hAnsi="Consolas"/>
                 <w:color w:val="A6274F"/>
               </w:rPr>
+              <w:t xml:space="preserve">projetos</w:t>
+            </w:r>
+          </w:p>
+        </w:tc>
+        <w:tc>
+          <w:tcPr>
+            <w:tcW w:type="dxa" w:w="3116"/>
+            <w:tcMar>
+              <w:top w:type="dxa" w:w="80"/>
+              <w:left w:type="dxa" w:w="120"/>
+              <w:bottom w:type="dxa" w:w="80"/>
+              <w:right w:type="dxa" w:w="120"/>
+            </w:tcMar>
+          </w:tcPr>
+          <w:p>
+            <w:r>
+              <w:rPr>
+                <w:rFonts w:ascii="Consolas" w:cs="Consolas" w:eastAsia="Consolas" w:hAnsi="Consolas"/>
+                <w:color w:val="A6274F"/>
+              </w:rPr>
+              <w:t xml:space="preserve">GET/POST/DELETE /colaboradores/:id/projetos</w:t>
+            </w:r>
+            <w:r>
+              <w:t xml:space="preserve"> (participação), </w:t>
+            </w:r>
+            <w:r>
+              <w:rPr>
+                <w:rFonts w:ascii="Consolas" w:cs="Consolas" w:eastAsia="Consolas" w:hAnsi="Consolas"/>
+                <w:color w:val="A6274F"/>
+              </w:rPr>
+              <w:t xml:space="preserve">GET /projetos/:id/vertentes</w:t>
+            </w:r>
+          </w:p>
+        </w:tc>
+        <w:tc>
+          <w:tcPr>
+            <w:tcW w:type="dxa" w:w="3116"/>
+            <w:tcMar>
+              <w:top w:type="dxa" w:w="80"/>
+              <w:left w:type="dxa" w:w="120"/>
+              <w:bottom w:type="dxa" w:w="80"/>
+              <w:right w:type="dxa" w:w="120"/>
+            </w:tcMar>
+          </w:tcPr>
+          <w:p>
+            <w:r>
+              <w:t xml:space="preserve">leitura de vertentes: qualquer autenticado; participação: mesmo RBAC de </w:t>
+            </w:r>
+            <w:r>
+              <w:rPr>
+                <w:rFonts w:ascii="Consolas" w:cs="Consolas" w:eastAsia="Consolas" w:hAnsi="Consolas"/>
+                <w:color w:val="A6274F"/>
+              </w:rPr>
+              <w:t xml:space="preserve">colaboradores</w:t>
+            </w:r>
+          </w:p>
+        </w:tc>
+      </w:tr>
+      <w:tr>
+        <w:tc>
+          <w:tcPr>
+            <w:tcW w:type="dxa" w:w="3116"/>
+            <w:tcMar>
+              <w:top w:type="dxa" w:w="80"/>
+              <w:left w:type="dxa" w:w="120"/>
+              <w:bottom w:type="dxa" w:w="80"/>
+              <w:right w:type="dxa" w:w="120"/>
+            </w:tcMar>
+          </w:tcPr>
+          <w:p>
+            <w:r>
+              <w:rPr>
+                <w:rFonts w:ascii="Consolas" w:cs="Consolas" w:eastAsia="Consolas" w:hAnsi="Consolas"/>
+                <w:color w:val="A6274F"/>
+              </w:rPr>
               <w:t xml:space="preserve">users</w:t>
             </w:r>
           </w:p>
@@ -3351,7 +3510,248 @@
         <w:spacing w:after="140"/>
       </w:pPr>
       <w:r>
-        <w:t xml:space="preserve">ficar desatualizada se um objetivo mudar de origem ou deixar de existir.</w:t>
+        <w:t xml:space="preserve">ficar desatualizada se um objetivo mudar de origem ou deixar de existir; dentro de BUD/Sistema, o</w:t>
+      </w:r>
+    </w:p>
+    <w:p>
+      <w:pPr>
+        <w:spacing w:after="140"/>
+      </w:pPr>
+      <w:r>
+        <w:t xml:space="preserve">frontend sub-agrupa ainda por </w:t>
+      </w:r>
+      <w:r>
+        <w:rPr>
+          <w:rFonts w:ascii="Consolas" w:cs="Consolas" w:eastAsia="Consolas" w:hAnsi="Consolas"/>
+          <w:color w:val="A6274F"/>
+        </w:rPr>
+        <w:t xml:space="preserve">item.lob.nome</w:t>
+      </w:r>
+      <w:r>
+        <w:t xml:space="preserve">.</w:t>
+      </w:r>
+    </w:p>
+    <w:p>
+      <w:pPr>
+        <w:pStyle w:val="Heading1"/>
+        <w:spacing w:after="140" w:before="320"/>
+      </w:pPr>
+      <w:r>
+        <w:t xml:space="preserve">7-A. Projetos (via alternativa a Formação/Certificação)</w:t>
+      </w:r>
+    </w:p>
+    <w:p>
+      <w:pPr>
+        <w:spacing w:after="140"/>
+      </w:pPr>
+      <w:r>
+        <w:rPr>
+          <w:rFonts w:ascii="Consolas" w:cs="Consolas" w:eastAsia="Consolas" w:hAnsi="Consolas"/>
+          <w:color w:val="A6274F"/>
+        </w:rPr>
+        <w:t xml:space="preserve">Projeto</w:t>
+      </w:r>
+      <w:r>
+        <w:t xml:space="preserve"> tem uma ou mais </w:t>
+      </w:r>
+      <w:r>
+        <w:rPr>
+          <w:rFonts w:ascii="Consolas" w:cs="Consolas" w:eastAsia="Consolas" w:hAnsi="Consolas"/>
+          <w:color w:val="A6274F"/>
+        </w:rPr>
+        <w:t xml:space="preserve">ProjetoVertente</w:t>
+      </w:r>
+      <w:r>
+        <w:t xml:space="preserve">, cada uma ligada a </w:t>
+      </w:r>
+      <w:r>
+        <w:rPr>
+          <w:b/>
+          <w:bCs/>
+        </w:rPr>
+        <w:t xml:space="preserve">uma</w:t>
+      </w:r>
+      <w:r>
+        <w:t xml:space="preserve"> Competência — é assim que se</w:t>
+      </w:r>
+    </w:p>
+    <w:p>
+      <w:pPr>
+        <w:spacing w:after="140"/>
+      </w:pPr>
+      <w:r>
+        <w:t xml:space="preserve">"indica quais competências serão desenvolvidas" ao registar uma participação. `ProjetosService.</w:t>
+      </w:r>
+    </w:p>
+    <w:p>
+      <w:pPr>
+        <w:spacing w:after="140"/>
+      </w:pPr>
+      <w:r>
+        <w:t xml:space="preserve">registarParticipacao` (transação): valida que as vertentes escolhidas (mín. 1) pertencem ao</w:t>
+      </w:r>
+    </w:p>
+    <w:p>
+      <w:pPr>
+        <w:spacing w:after="140"/>
+      </w:pPr>
+      <w:r>
+        <w:t xml:space="preserve">projeto indicado e que o colaborador ainda não participou nesse projeto (</w:t>
+      </w:r>
+      <w:r>
+        <w:rPr>
+          <w:rFonts w:ascii="Consolas" w:cs="Consolas" w:eastAsia="Consolas" w:hAnsi="Consolas"/>
+          <w:color w:val="A6274F"/>
+        </w:rPr>
+        <w:t xml:space="preserve">ColaboradorProjeto</w:t>
+      </w:r>
+      <w:r>
+        <w:t xml:space="preserve"> tem</w:t>
+      </w:r>
+    </w:p>
+    <w:p>
+      <w:pPr>
+        <w:spacing w:after="140"/>
+      </w:pPr>
+      <w:r>
+        <w:rPr>
+          <w:rFonts w:ascii="Consolas" w:cs="Consolas" w:eastAsia="Consolas" w:hAnsi="Consolas"/>
+          <w:color w:val="A6274F"/>
+        </w:rPr>
+        <w:t xml:space="preserve">@@unique([colaboradorId, projetoId])</w:t>
+      </w:r>
+      <w:r>
+        <w:t xml:space="preserve"> — cada projeto só conta uma vez), depois cria a</w:t>
+      </w:r>
+    </w:p>
+    <w:p>
+      <w:pPr>
+        <w:spacing w:after="140"/>
+      </w:pPr>
+      <w:r>
+        <w:t xml:space="preserve">participação e, para cada vertente escolhida, insere uma nova </w:t>
+      </w:r>
+      <w:r>
+        <w:rPr>
+          <w:rFonts w:ascii="Consolas" w:cs="Consolas" w:eastAsia="Consolas" w:hAnsi="Consolas"/>
+          <w:color w:val="A6274F"/>
+        </w:rPr>
+        <w:t xml:space="preserve">ColaboradorCompetencia</w:t>
+      </w:r>
+      <w:r>
+        <w:t xml:space="preserve"> com</w:t>
+      </w:r>
+    </w:p>
+    <w:p>
+      <w:pPr>
+        <w:spacing w:after="140"/>
+      </w:pPr>
+      <w:r>
+        <w:rPr>
+          <w:rFonts w:ascii="Consolas" w:cs="Consolas" w:eastAsia="Consolas" w:hAnsi="Consolas"/>
+          <w:color w:val="A6274F"/>
+        </w:rPr>
+        <w:t xml:space="preserve">nivelId = min(nivelAtual + 1, nivelMáximo)</w:t>
+      </w:r>
+      <w:r>
+        <w:t xml:space="preserve"> e </w:t>
+      </w:r>
+      <w:r>
+        <w:rPr>
+          <w:rFonts w:ascii="Consolas" w:cs="Consolas" w:eastAsia="Consolas" w:hAnsi="Consolas"/>
+          <w:color w:val="A6274F"/>
+        </w:rPr>
+        <w:t xml:space="preserve">origem = PROJETO</w:t>
+      </w:r>
+      <w:r>
+        <w:t xml:space="preserve"> — o nível máximo é lido ao vivo</w:t>
+      </w:r>
+    </w:p>
+    <w:p>
+      <w:pPr>
+        <w:spacing w:after="140"/>
+      </w:pPr>
+      <w:r>
+        <w:t xml:space="preserve">de </w:t>
+      </w:r>
+      <w:r>
+        <w:rPr>
+          <w:rFonts w:ascii="Consolas" w:cs="Consolas" w:eastAsia="Consolas" w:hAnsi="Consolas"/>
+          <w:color w:val="A6274F"/>
+        </w:rPr>
+        <w:t xml:space="preserve">MAX(niveis.id)</w:t>
+      </w:r>
+      <w:r>
+        <w:t xml:space="preserve">, nunca fixo no código. Usa o mesmo </w:t>
+      </w:r>
+      <w:r>
+        <w:rPr>
+          <w:rFonts w:ascii="Consolas" w:cs="Consolas" w:eastAsia="Consolas" w:hAnsi="Consolas"/>
+          <w:color w:val="A6274F"/>
+        </w:rPr>
+        <w:t xml:space="preserve">pg_advisory_xact_lock</w:t>
+      </w:r>
+      <w:r>
+        <w:t xml:space="preserve"> de</w:t>
+      </w:r>
+    </w:p>
+    <w:p>
+      <w:pPr>
+        <w:spacing w:after="140"/>
+      </w:pPr>
+      <w:r>
+        <w:rPr>
+          <w:rFonts w:ascii="Consolas" w:cs="Consolas" w:eastAsia="Consolas" w:hAnsi="Consolas"/>
+          <w:color w:val="A6274F"/>
+        </w:rPr>
+        <w:t xml:space="preserve">ColaboradoresService.criarAvaliacao</w:t>
+      </w:r>
+      <w:r>
+        <w:t xml:space="preserve"> para serializar subidas de nível concorrentes na mesma</w:t>
+      </w:r>
+    </w:p>
+    <w:p>
+      <w:pPr>
+        <w:spacing w:after="140"/>
+      </w:pPr>
+      <w:r>
+        <w:t xml:space="preserve">competência. </w:t>
+      </w:r>
+      <w:r>
+        <w:rPr>
+          <w:rFonts w:ascii="Consolas" w:cs="Consolas" w:eastAsia="Consolas" w:hAnsi="Consolas"/>
+          <w:color w:val="A6274F"/>
+        </w:rPr>
+        <w:t xml:space="preserve">GapAnalysisService.sugerirParaCompetencia</w:t>
+      </w:r>
+      <w:r>
+        <w:t xml:space="preserve"> inclui, para cada competência em falta,</w:t>
+      </w:r>
+    </w:p>
+    <w:p>
+      <w:pPr>
+        <w:spacing w:after="140"/>
+      </w:pPr>
+      <w:r>
+        <w:t xml:space="preserve">as vertentes de projetos ainda não feitos pelo colaborador (</w:t>
+      </w:r>
+      <w:r>
+        <w:rPr>
+          <w:rFonts w:ascii="Consolas" w:cs="Consolas" w:eastAsia="Consolas" w:hAnsi="Consolas"/>
+          <w:color w:val="A6274F"/>
+        </w:rPr>
+        <w:t xml:space="preserve">sugestoes.projetos</w:t>
+      </w:r>
+      <w:r>
+        <w:t xml:space="preserve">), ao lado das</w:t>
+      </w:r>
+    </w:p>
+    <w:p>
+      <w:pPr>
+        <w:spacing w:after="140"/>
+      </w:pPr>
+      <w:r>
+        <w:t xml:space="preserve">sugestões de formação/certificação já existentes.</w:t>
       </w:r>
     </w:p>
     <w:p>
@@ -3625,6 +4025,52 @@
       </w:r>
       <w:r>
         <w:t xml:space="preserve"> muda para modo cartão em ecrãs pequenos.</w:t>
+      </w:r>
+    </w:p>
+    <w:p>
+      <w:pPr>
+        <w:pStyle w:val="ListParagraph"/>
+        <w:numPr>
+          <w:ilvl w:val="0"/>
+          <w:numId w:val="1"/>
+        </w:numPr>
+        <w:spacing w:after="60"/>
+      </w:pPr>
+      <w:r>
+        <w:rPr>
+          <w:b/>
+          <w:bCs/>
+        </w:rPr>
+        <w:t xml:space="preserve">Ficha do colaborador</w:t>
+      </w:r>
+      <w:r>
+        <w:t xml:space="preserve">: o quadro de LOBs (estreito, só nome+%) fica lado a lado com o Detalhe</w:t>
+      </w:r>
+    </w:p>
+    <w:p>
+      <w:pPr>
+        <w:spacing w:after="140"/>
+      </w:pPr>
+      <w:r>
+        <w:t xml:space="preserve">  da LOB selecionada (</w:t>
+      </w:r>
+      <w:r>
+        <w:rPr>
+          <w:rFonts w:ascii="Consolas" w:cs="Consolas" w:eastAsia="Consolas" w:hAnsi="Consolas"/>
+          <w:color w:val="A6274F"/>
+        </w:rPr>
+        <w:t xml:space="preserve">grid-cols-[320px_1fr]</w:t>
+      </w:r>
+      <w:r>
+        <w:t xml:space="preserve"> em ecrãs largos); por omissão mostra só as LOBs da</w:t>
+      </w:r>
+    </w:p>
+    <w:p>
+      <w:pPr>
+        <w:spacing w:after="140"/>
+      </w:pPr>
+      <w:r>
+        <w:t xml:space="preserve">  área do colaborador, com um seletor para ver todas.</w:t>
       </w:r>
     </w:p>
     <w:p>

--- a/gap-analysis-competencias/docs/DOCUMENTO_TECNICO.docx
+++ b/gap-analysis-competencias/docs/DOCUMENTO_TECNICO.docx
@@ -4044,33 +4044,33 @@
         <w:t xml:space="preserve">Ficha do colaborador</w:t>
       </w:r>
       <w:r>
-        <w:t xml:space="preserve">: o quadro de LOBs (estreito, só nome+%) fica lado a lado com o Detalhe</w:t>
-      </w:r>
-    </w:p>
-    <w:p>
-      <w:pPr>
-        <w:spacing w:after="140"/>
-      </w:pPr>
-      <w:r>
-        <w:t xml:space="preserve">  da LOB selecionada (</w:t>
-      </w:r>
-      <w:r>
-        <w:rPr>
-          <w:rFonts w:ascii="Consolas" w:cs="Consolas" w:eastAsia="Consolas" w:hAnsi="Consolas"/>
-          <w:color w:val="A6274F"/>
-        </w:rPr>
-        <w:t xml:space="preserve">grid-cols-[320px_1fr]</w:t>
-      </w:r>
-      <w:r>
-        <w:t xml:space="preserve"> em ecrãs largos); por omissão mostra só as LOBs da</w:t>
-      </w:r>
-    </w:p>
-    <w:p>
-      <w:pPr>
-        <w:spacing w:after="140"/>
-      </w:pPr>
-      <w:r>
-        <w:t xml:space="preserve">  área do colaborador, com um seletor para ver todas.</w:t>
+        <w:t xml:space="preserve">: o quadro de LOBs (simplificado, só nome+%) fica lado a lado com o</w:t>
+      </w:r>
+    </w:p>
+    <w:p>
+      <w:pPr>
+        <w:spacing w:after="140"/>
+      </w:pPr>
+      <w:r>
+        <w:t xml:space="preserve">  Detalhe da LOB selecionada, cada um a 50% da largura (</w:t>
+      </w:r>
+      <w:r>
+        <w:rPr>
+          <w:rFonts w:ascii="Consolas" w:cs="Consolas" w:eastAsia="Consolas" w:hAnsi="Consolas"/>
+          <w:color w:val="A6274F"/>
+        </w:rPr>
+        <w:t xml:space="preserve">grid-cols-2</w:t>
+      </w:r>
+      <w:r>
+        <w:t xml:space="preserve"> em ecrãs largos); por</w:t>
+      </w:r>
+    </w:p>
+    <w:p>
+      <w:pPr>
+        <w:spacing w:after="140"/>
+      </w:pPr>
+      <w:r>
+        <w:t xml:space="preserve">  omissão mostra só as LOBs da área do colaborador, com um seletor para ver todas.</w:t>
       </w:r>
     </w:p>
     <w:p>
